--- a/1Lab/ReportLab1_PohoriletsDmytroAM31.docx
+++ b/1Lab/ReportLab1_PohoriletsDmytroAM31.docx
@@ -257,7 +257,43 @@
           <w:szCs w:val="28"/>
           <w:lang w:val="uk-UA"/>
         </w:rPr>
-        <w:t>(бібліотека AnalaizerClassLibrary, метод Format)</w:t>
+        <w:t xml:space="preserve">(бібліотека </w:t>
+      </w:r>
+      <w:proofErr w:type="spellStart"/>
+      <w:r>
+        <w:rPr>
+          <w:sz w:val="28"/>
+          <w:szCs w:val="28"/>
+          <w:lang w:val="uk-UA"/>
+        </w:rPr>
+        <w:t>AnalaizerClassLibrary</w:t>
+      </w:r>
+      <w:proofErr w:type="spellEnd"/>
+      <w:r>
+        <w:rPr>
+          <w:sz w:val="28"/>
+          <w:szCs w:val="28"/>
+          <w:lang w:val="uk-UA"/>
+        </w:rPr>
+        <w:t xml:space="preserve">, метод </w:t>
+      </w:r>
+      <w:proofErr w:type="spellStart"/>
+      <w:r>
+        <w:rPr>
+          <w:sz w:val="28"/>
+          <w:szCs w:val="28"/>
+          <w:lang w:val="uk-UA"/>
+        </w:rPr>
+        <w:t>Format</w:t>
+      </w:r>
+      <w:proofErr w:type="spellEnd"/>
+      <w:r>
+        <w:rPr>
+          <w:sz w:val="28"/>
+          <w:szCs w:val="28"/>
+          <w:lang w:val="uk-UA"/>
+        </w:rPr>
+        <w:t>)</w:t>
       </w:r>
       <w:r>
         <w:rPr>
@@ -325,7 +361,7 @@
         <w:rPr>
           <w:sz w:val="28"/>
           <w:szCs w:val="28"/>
-          <w:lang w:val="uk-UA"/>
+          <w:lang w:val="en-US"/>
         </w:rPr>
       </w:pPr>
     </w:p>
@@ -342,7 +378,24 @@
         <w:rPr>
           <w:sz w:val="28"/>
           <w:szCs w:val="28"/>
-          <w:lang w:val="uk-UA"/>
+          <w:lang w:val="en-US"/>
+        </w:rPr>
+      </w:pPr>
+    </w:p>
+    <w:p>
+      <w:pPr>
+        <w:shd w:val="clear" w:color="auto" w:fill="FFFFFF"/>
+        <w:tabs>
+          <w:tab w:val="left" w:pos="6237"/>
+          <w:tab w:val="right" w:pos="7230"/>
+        </w:tabs>
+        <w:spacing w:before="481" w:after="0" w:line="276" w:lineRule="auto"/>
+        <w:ind w:left="0" w:firstLine="0"/>
+        <w:jc w:val="left"/>
+        <w:rPr>
+          <w:sz w:val="28"/>
+          <w:szCs w:val="28"/>
+          <w:lang w:val="en-US"/>
         </w:rPr>
       </w:pPr>
       <w:r>
@@ -375,7 +428,15 @@
           <w:szCs w:val="28"/>
           <w:lang w:val="uk-UA"/>
         </w:rPr>
-        <w:t>ла:</w:t>
+        <w:t>в</w:t>
+      </w:r>
+      <w:r>
+        <w:rPr>
+          <w:sz w:val="28"/>
+          <w:szCs w:val="28"/>
+          <w:lang w:val="uk-UA"/>
+        </w:rPr>
+        <w:t>:</w:t>
       </w:r>
       <w:r>
         <w:rPr>
@@ -458,13 +519,23 @@
         </w:rPr>
         <w:tab/>
       </w:r>
-      <w:r>
-        <w:rPr>
-          <w:sz w:val="28"/>
-          <w:szCs w:val="28"/>
-          <w:lang w:val="uk-UA"/>
-        </w:rPr>
-        <w:t>Пабирівський В. В.</w:t>
+      <w:proofErr w:type="spellStart"/>
+      <w:r>
+        <w:rPr>
+          <w:sz w:val="28"/>
+          <w:szCs w:val="28"/>
+          <w:lang w:val="uk-UA"/>
+        </w:rPr>
+        <w:t>Пабирівський</w:t>
+      </w:r>
+      <w:proofErr w:type="spellEnd"/>
+      <w:r>
+        <w:rPr>
+          <w:sz w:val="28"/>
+          <w:szCs w:val="28"/>
+          <w:lang w:val="uk-UA"/>
+        </w:rPr>
+        <w:t xml:space="preserve"> В. В.</w:t>
       </w:r>
       <w:r>
         <w:rPr>
@@ -584,6 +655,57 @@
         </w:rPr>
         <w:br/>
       </w:r>
+    </w:p>
+    <w:p>
+      <w:pPr>
+        <w:shd w:val="clear" w:color="auto" w:fill="FFFFFF"/>
+        <w:tabs>
+          <w:tab w:val="left" w:pos="6237"/>
+          <w:tab w:val="right" w:pos="7230"/>
+        </w:tabs>
+        <w:spacing w:before="481" w:after="0" w:line="276" w:lineRule="auto"/>
+        <w:ind w:left="0" w:firstLine="0"/>
+        <w:jc w:val="left"/>
+        <w:rPr>
+          <w:sz w:val="28"/>
+          <w:szCs w:val="28"/>
+          <w:lang w:val="en-US"/>
+        </w:rPr>
+      </w:pPr>
+    </w:p>
+    <w:p>
+      <w:pPr>
+        <w:shd w:val="clear" w:color="auto" w:fill="FFFFFF"/>
+        <w:tabs>
+          <w:tab w:val="left" w:pos="6237"/>
+          <w:tab w:val="right" w:pos="7230"/>
+        </w:tabs>
+        <w:spacing w:before="481" w:after="0" w:line="276" w:lineRule="auto"/>
+        <w:ind w:left="0" w:firstLine="0"/>
+        <w:jc w:val="left"/>
+        <w:rPr>
+          <w:sz w:val="28"/>
+          <w:szCs w:val="28"/>
+          <w:lang w:val="en-US"/>
+        </w:rPr>
+      </w:pPr>
+    </w:p>
+    <w:p>
+      <w:pPr>
+        <w:shd w:val="clear" w:color="auto" w:fill="FFFFFF"/>
+        <w:tabs>
+          <w:tab w:val="left" w:pos="6237"/>
+          <w:tab w:val="right" w:pos="7230"/>
+        </w:tabs>
+        <w:spacing w:before="481" w:after="0" w:line="276" w:lineRule="auto"/>
+        <w:ind w:left="0" w:firstLine="0"/>
+        <w:jc w:val="left"/>
+        <w:rPr>
+          <w:sz w:val="28"/>
+          <w:szCs w:val="28"/>
+          <w:lang w:val="en-US"/>
+        </w:rPr>
+      </w:pPr>
     </w:p>
     <w:p>
       <w:pPr>
@@ -636,7 +758,31 @@
         <w:pStyle w:val="Body"/>
       </w:pPr>
       <w:r>
-        <w:t>За варіантом 4 потрібно написати набір модульних тестів з максимальним покриттям коду для методу Format бібліотеки AnalaizerClassLibrary. Набір вхідних даних має зберігатися в базі даних, структуру якої треба спроєктувати під варіант завдання.</w:t>
+        <w:t xml:space="preserve">За варіантом 4 потрібно написати набір модульних тестів з максимальним покриттям коду для методу </w:t>
+      </w:r>
+      <w:proofErr w:type="spellStart"/>
+      <w:r>
+        <w:t>Format</w:t>
+      </w:r>
+      <w:proofErr w:type="spellEnd"/>
+      <w:r>
+        <w:t xml:space="preserve"> бібліотеки </w:t>
+      </w:r>
+      <w:proofErr w:type="spellStart"/>
+      <w:r>
+        <w:t>AnalaizerClassLibrary</w:t>
+      </w:r>
+      <w:proofErr w:type="spellEnd"/>
+      <w:r>
+        <w:t xml:space="preserve">. Набір вхідних даних має зберігатися в базі даних, структуру якої треба </w:t>
+      </w:r>
+      <w:proofErr w:type="spellStart"/>
+      <w:r>
+        <w:t>спроєктувати</w:t>
+      </w:r>
+      <w:proofErr w:type="spellEnd"/>
+      <w:r>
+        <w:t xml:space="preserve"> під варіант завдання.</w:t>
       </w:r>
     </w:p>
     <w:p>
@@ -644,7 +790,39 @@
         <w:pStyle w:val="Body"/>
       </w:pPr>
       <w:r>
-        <w:t>Роботу виконано у середовищі MS Visual Studio. Використано MS SQL Server Express LocalDB та фреймворк MSTest.</w:t>
+        <w:t xml:space="preserve">Роботу виконано у середовищі MS </w:t>
+      </w:r>
+      <w:proofErr w:type="spellStart"/>
+      <w:r>
+        <w:t>Visual</w:t>
+      </w:r>
+      <w:proofErr w:type="spellEnd"/>
+      <w:r>
+        <w:t xml:space="preserve"> </w:t>
+      </w:r>
+      <w:proofErr w:type="spellStart"/>
+      <w:r>
+        <w:t>Studio</w:t>
+      </w:r>
+      <w:proofErr w:type="spellEnd"/>
+      <w:r>
+        <w:t xml:space="preserve">. Використано MS SQL Server Express </w:t>
+      </w:r>
+      <w:proofErr w:type="spellStart"/>
+      <w:r>
+        <w:t>LocalDB</w:t>
+      </w:r>
+      <w:proofErr w:type="spellEnd"/>
+      <w:r>
+        <w:t xml:space="preserve"> та фреймворк </w:t>
+      </w:r>
+      <w:proofErr w:type="spellStart"/>
+      <w:r>
+        <w:t>MSTest</w:t>
+      </w:r>
+      <w:proofErr w:type="spellEnd"/>
+      <w:r>
+        <w:t>.</w:t>
       </w:r>
     </w:p>
     <w:p>
@@ -652,7 +830,15 @@
         <w:pStyle w:val="Body"/>
       </w:pPr>
       <w:r>
-        <w:t>Вихідний код і скрипти бази даних розміщено у репозиторії GitHub:</w:t>
+        <w:t xml:space="preserve">Вихідний код і скрипти бази даних розміщено у репозиторії </w:t>
+      </w:r>
+      <w:proofErr w:type="spellStart"/>
+      <w:r>
+        <w:t>GitHub</w:t>
+      </w:r>
+      <w:proofErr w:type="spellEnd"/>
+      <w:r>
+        <w:t>:</w:t>
       </w:r>
     </w:p>
     <w:p>
@@ -694,7 +880,39 @@
         <w:pStyle w:val="Body"/>
       </w:pPr>
       <w:r>
-        <w:t>Модульний тест перевіряє найменшу самостійну частину програми окремо від решти системи. Тест складається з трьох фаз: підготовка стану, виклик тестованого коду, перевірка результату. Для C# найпоширеніші фреймворки MSTest, NUnit та xUnit.</w:t>
+        <w:t xml:space="preserve">Модульний тест перевіряє найменшу самостійну частину програми окремо від решти системи. Тест складається з трьох фаз: підготовка стану, виклик </w:t>
+      </w:r>
+      <w:proofErr w:type="spellStart"/>
+      <w:r>
+        <w:t>тестованого</w:t>
+      </w:r>
+      <w:proofErr w:type="spellEnd"/>
+      <w:r>
+        <w:t xml:space="preserve"> коду, перевірка результату. Для C# найпоширеніші фреймворки </w:t>
+      </w:r>
+      <w:proofErr w:type="spellStart"/>
+      <w:r>
+        <w:t>MSTest</w:t>
+      </w:r>
+      <w:proofErr w:type="spellEnd"/>
+      <w:r>
+        <w:t xml:space="preserve">, </w:t>
+      </w:r>
+      <w:proofErr w:type="spellStart"/>
+      <w:r>
+        <w:t>NUnit</w:t>
+      </w:r>
+      <w:proofErr w:type="spellEnd"/>
+      <w:r>
+        <w:t xml:space="preserve"> та </w:t>
+      </w:r>
+      <w:proofErr w:type="spellStart"/>
+      <w:r>
+        <w:t>xUnit</w:t>
+      </w:r>
+      <w:proofErr w:type="spellEnd"/>
+      <w:r>
+        <w:t>.</w:t>
       </w:r>
     </w:p>
     <w:p>
@@ -702,7 +920,23 @@
         <w:pStyle w:val="Body"/>
       </w:pPr>
       <w:r>
-        <w:t>Тест, керований даними, бере вхідні значення із зовнішнього джерела, а не з коду. Логіка перевірки відокремлена від самих даних, тому набір даних нарощується без зміни коду. У MSTest для цього призначений атрибут DynamicData.</w:t>
+        <w:t xml:space="preserve">Тест, керований даними, бере вхідні значення із зовнішнього джерела, а не з коду. Логіка перевірки відокремлена від самих даних, тому набір даних нарощується без зміни коду. У </w:t>
+      </w:r>
+      <w:proofErr w:type="spellStart"/>
+      <w:r>
+        <w:t>MSTest</w:t>
+      </w:r>
+      <w:proofErr w:type="spellEnd"/>
+      <w:r>
+        <w:t xml:space="preserve"> для цього призначений атрибут </w:t>
+      </w:r>
+      <w:proofErr w:type="spellStart"/>
+      <w:r>
+        <w:t>DynamicData</w:t>
+      </w:r>
+      <w:proofErr w:type="spellEnd"/>
+      <w:r>
+        <w:t>.</w:t>
       </w:r>
     </w:p>
     <w:p>
@@ -710,7 +944,15 @@
         <w:pStyle w:val="Body"/>
       </w:pPr>
       <w:r>
-        <w:t>Повноту набору тестів оцінюють покриттям коду. Покриття операторів показує частку виконаних рядків, покриття гілок показує частку умов, які набули обох значень. Для методу Format обрано саме ці два критерії. Покриття шляхів недосяжне, бо метод містить цикли по рядку довільної довжини.</w:t>
+        <w:t xml:space="preserve">Повноту набору тестів оцінюють покриттям коду. Покриття операторів показує частку виконаних рядків, покриття гілок показує частку умов, які набули обох значень. Для методу </w:t>
+      </w:r>
+      <w:proofErr w:type="spellStart"/>
+      <w:r>
+        <w:t>Format</w:t>
+      </w:r>
+      <w:proofErr w:type="spellEnd"/>
+      <w:r>
+        <w:t xml:space="preserve"> обрано саме ці два критерії. Покриття шляхів недосяжне, бо метод містить цикли по рядку довільної довжини.</w:t>
       </w:r>
     </w:p>
     <w:p>
@@ -726,24 +968,178 @@
         <w:pStyle w:val="Heading1"/>
       </w:pPr>
       <w:r>
+        <w:t>Хід роботи</w:t>
+      </w:r>
+    </w:p>
+    <w:p>
+      <w:pPr>
+        <w:pStyle w:val="Heading2"/>
+      </w:pPr>
+      <w:r>
+        <w:t xml:space="preserve">Аналіз методу </w:t>
+      </w:r>
+      <w:proofErr w:type="spellStart"/>
+      <w:r>
+        <w:t>Format</w:t>
+      </w:r>
+      <w:proofErr w:type="spellEnd"/>
+    </w:p>
+    <w:p>
+      <w:pPr>
+        <w:pStyle w:val="Body"/>
+      </w:pPr>
+      <w:r>
+        <w:t xml:space="preserve">Метод не має параметрів. Він читає та перезаписує публічне статичне поле </w:t>
+      </w:r>
+      <w:proofErr w:type="spellStart"/>
+      <w:r>
+        <w:t>expression</w:t>
+      </w:r>
+      <w:proofErr w:type="spellEnd"/>
+      <w:r>
+        <w:t xml:space="preserve"> класу </w:t>
+      </w:r>
+      <w:proofErr w:type="spellStart"/>
+      <w:r>
+        <w:t>AnalaizerClass</w:t>
+      </w:r>
+      <w:proofErr w:type="spellEnd"/>
+      <w:r>
+        <w:t xml:space="preserve">. Повертає або відформатований вираз, або повідомлення про помилку, що починається зі </w:t>
+      </w:r>
+      <w:proofErr w:type="spellStart"/>
+      <w:r>
+        <w:t>знака</w:t>
+      </w:r>
+      <w:proofErr w:type="spellEnd"/>
+      <w:r>
+        <w:t xml:space="preserve"> </w:t>
+      </w:r>
+      <w:proofErr w:type="spellStart"/>
+      <w:r>
+        <w:t>амперсанда</w:t>
+      </w:r>
+      <w:proofErr w:type="spellEnd"/>
+      <w:r>
+        <w:t xml:space="preserve">. Через роботу зі спільним статичним полем тести не можна виконувати паралельно, тому у збірці тестів встановлено атрибут </w:t>
+      </w:r>
+      <w:proofErr w:type="spellStart"/>
+      <w:r>
+        <w:t>DoNotParallelize</w:t>
+      </w:r>
+      <w:proofErr w:type="spellEnd"/>
+      <w:r>
+        <w:t>.</w:t>
+      </w:r>
+    </w:p>
+    <w:p>
+      <w:pPr>
+        <w:pStyle w:val="Body"/>
+      </w:pPr>
+      <w:r>
+        <w:t xml:space="preserve">Метод послідовно виконує такі перевірки: видаляє всі пробіли, перевіряє довжину виразу, повертає порожній рядок для порожнього входу, шукає невідомі символи, перевіряє </w:t>
+      </w:r>
+      <w:r>
         <w:lastRenderedPageBreak/>
-        <w:t>Хід роботи</w:t>
+        <w:t>перший та останній символи, а потім у циклі перевіряє пари сусідніх символів. Усього метод має 14 гілок виходу, і на кожну з них створено окремий клас тестових даних.</w:t>
+      </w:r>
+    </w:p>
+    <w:p>
+      <w:pPr>
+        <w:pStyle w:val="Body"/>
+      </w:pPr>
+      <w:r>
+        <w:t xml:space="preserve">Баланс та глибину вкладеності дужок, діапазон чисел і сумарну кількість операндів метод </w:t>
+      </w:r>
+      <w:proofErr w:type="spellStart"/>
+      <w:r>
+        <w:t>Format</w:t>
+      </w:r>
+      <w:proofErr w:type="spellEnd"/>
+      <w:r>
+        <w:t xml:space="preserve"> не перевіряє. Це робота методів </w:t>
+      </w:r>
+      <w:proofErr w:type="spellStart"/>
+      <w:r>
+        <w:t>CheckCurrency</w:t>
+      </w:r>
+      <w:proofErr w:type="spellEnd"/>
+      <w:r>
+        <w:t xml:space="preserve">, </w:t>
+      </w:r>
+      <w:proofErr w:type="spellStart"/>
+      <w:r>
+        <w:t>CalcClass</w:t>
+      </w:r>
+      <w:proofErr w:type="spellEnd"/>
+      <w:r>
+        <w:t xml:space="preserve"> та </w:t>
+      </w:r>
+      <w:proofErr w:type="spellStart"/>
+      <w:r>
+        <w:t>RunEstimate</w:t>
+      </w:r>
+      <w:proofErr w:type="spellEnd"/>
+      <w:r>
+        <w:t>.</w:t>
       </w:r>
     </w:p>
     <w:p>
       <w:pPr>
         <w:pStyle w:val="Heading2"/>
       </w:pPr>
-      <w:r>
-        <w:t>Аналіз методу Format</w:t>
+      <w:proofErr w:type="spellStart"/>
+      <w:r>
+        <w:t>Проєктування</w:t>
+      </w:r>
+      <w:proofErr w:type="spellEnd"/>
+      <w:r>
+        <w:t xml:space="preserve"> бази даних</w:t>
       </w:r>
     </w:p>
     <w:p>
       <w:pPr>
         <w:pStyle w:val="Body"/>
       </w:pPr>
-      <w:r>
-        <w:t>Метод не має параметрів. Він читає та перезаписує публічне статичне поле expression класу AnalaizerClass. Повертає або відформатований вираз, або повідомлення про помилку, що починається зі знака амперсанда. Через роботу зі спільним статичним полем тести не можна виконувати паралельно, тому у збірці тестів встановлено атрибут DoNotParallelize.</w:t>
+      <w:proofErr w:type="spellStart"/>
+      <w:r>
+        <w:t>Спроєктовано</w:t>
+      </w:r>
+      <w:proofErr w:type="spellEnd"/>
+      <w:r>
+        <w:t xml:space="preserve"> базу даних </w:t>
+      </w:r>
+      <w:proofErr w:type="spellStart"/>
+      <w:r>
+        <w:t>CalcTestDb</w:t>
+      </w:r>
+      <w:proofErr w:type="spellEnd"/>
+      <w:r>
+        <w:t xml:space="preserve"> із трьох таблиць. Таблиця </w:t>
+      </w:r>
+      <w:proofErr w:type="spellStart"/>
+      <w:r>
+        <w:t>ErrorCode</w:t>
+      </w:r>
+      <w:proofErr w:type="spellEnd"/>
+      <w:r>
+        <w:t xml:space="preserve"> є довідником кодів помилок зі специфікації. Таблиця </w:t>
+      </w:r>
+      <w:proofErr w:type="spellStart"/>
+      <w:r>
+        <w:t>TestCategory</w:t>
+      </w:r>
+      <w:proofErr w:type="spellEnd"/>
+      <w:r>
+        <w:t xml:space="preserve"> описує класи еквівалентності та прив’язує кожен з них до конкретної гілки методу. Таблиця </w:t>
+      </w:r>
+      <w:proofErr w:type="spellStart"/>
+      <w:r>
+        <w:t>FormatTestCase</w:t>
+      </w:r>
+      <w:proofErr w:type="spellEnd"/>
+      <w:r>
+        <w:t xml:space="preserve"> містить 115 тестових випадків.</w:t>
       </w:r>
     </w:p>
     <w:p>
@@ -751,7 +1147,15 @@
         <w:pStyle w:val="Body"/>
       </w:pPr>
       <w:r>
-        <w:t>Метод послідовно виконує такі перевірки: видаляє всі пробіли, перевіряє довжину виразу, повертає порожній рядок для порожнього входу, шукає невідомі символи, перевіряє перший та останній символи, а потім у циклі перевіряє пари сусідніх символів. Усього метод має 14 гілок виходу, і на кожну з них створено окремий клас тестових даних.</w:t>
+        <w:t xml:space="preserve">У базі зберігається ім’я константи помилки, а не її текст. Повний текст тест бере з класу </w:t>
+      </w:r>
+      <w:proofErr w:type="spellStart"/>
+      <w:r>
+        <w:t>ErrorsExpression</w:t>
+      </w:r>
+      <w:proofErr w:type="spellEnd"/>
+      <w:r>
+        <w:t xml:space="preserve"> через рефлексію, тому повідомлення має одне джерело правди.</w:t>
       </w:r>
     </w:p>
     <w:p>
@@ -759,7 +1163,31 @@
         <w:pStyle w:val="Body"/>
       </w:pPr>
       <w:r>
-        <w:t>Баланс та глибину вкладеності дужок, діапазон чисел і сумарну кількість операндів метод Format не перевіряє. Це робота методів CheckCurrency, CalcClass та RunEstimate.</w:t>
+        <w:t xml:space="preserve">Вхідний вираз заданий парою значень </w:t>
+      </w:r>
+      <w:proofErr w:type="spellStart"/>
+      <w:r>
+        <w:t>InputPattern</w:t>
+      </w:r>
+      <w:proofErr w:type="spellEnd"/>
+      <w:r>
+        <w:t xml:space="preserve"> та </w:t>
+      </w:r>
+      <w:proofErr w:type="spellStart"/>
+      <w:r>
+        <w:t>InputRepeat</w:t>
+      </w:r>
+      <w:proofErr w:type="spellEnd"/>
+      <w:r>
+        <w:t>. Вираз будується як повторення фрагмента, тому граничні випадки довжиною 65536 та 65537 символів займають у таблиці по одному рядку.</w:t>
+      </w:r>
+    </w:p>
+    <w:p>
+      <w:pPr>
+        <w:pStyle w:val="Body"/>
+      </w:pPr>
+      <w:r>
+        <w:t>Обмеження цілісності на рівні бази не дозволяє задати для одного випадку одночасно очікувану помилку та очікуваний результат.</w:t>
       </w:r>
     </w:p>
     <w:p>
@@ -767,15 +1195,76 @@
         <w:pStyle w:val="Heading2"/>
       </w:pPr>
       <w:r>
-        <w:t>Проєктування бази даних</w:t>
-      </w:r>
+        <w:t xml:space="preserve">Тестовий </w:t>
+      </w:r>
+      <w:proofErr w:type="spellStart"/>
+      <w:r>
+        <w:t>проєкт</w:t>
+      </w:r>
+      <w:proofErr w:type="spellEnd"/>
     </w:p>
     <w:p>
       <w:pPr>
         <w:pStyle w:val="Body"/>
       </w:pPr>
       <w:r>
-        <w:t>Спроєктовано базу даних CalcTestDb із трьох таблиць. Таблиця ErrorCode є довідником кодів помилок зі специфікації. Таблиця TestCategory описує класи еквівалентності та прив’язує кожен з них до конкретної гілки методу. Таблиця FormatTestCase містить 115 тестових випадків.</w:t>
+        <w:t xml:space="preserve">До рішення додано </w:t>
+      </w:r>
+      <w:proofErr w:type="spellStart"/>
+      <w:r>
+        <w:t>проєкт</w:t>
+      </w:r>
+      <w:proofErr w:type="spellEnd"/>
+      <w:r>
+        <w:t xml:space="preserve"> </w:t>
+      </w:r>
+      <w:proofErr w:type="spellStart"/>
+      <w:r>
+        <w:t>AnalizerClassLibrary.Tests</w:t>
+      </w:r>
+      <w:proofErr w:type="spellEnd"/>
+      <w:r>
+        <w:t xml:space="preserve"> на платформі net472. Кожен рядок таблиці </w:t>
+      </w:r>
+      <w:proofErr w:type="spellStart"/>
+      <w:r>
+        <w:t>FormatTestCase</w:t>
+      </w:r>
+      <w:proofErr w:type="spellEnd"/>
+      <w:r>
+        <w:t xml:space="preserve"> перевіряється чотирма тестами: збіг результату зі значенням з бази, наявність </w:t>
+      </w:r>
+      <w:proofErr w:type="spellStart"/>
+      <w:r>
+        <w:t>знака</w:t>
+      </w:r>
+      <w:proofErr w:type="spellEnd"/>
+      <w:r>
+        <w:t xml:space="preserve"> </w:t>
+      </w:r>
+      <w:proofErr w:type="spellStart"/>
+      <w:r>
+        <w:t>амперсанда</w:t>
+      </w:r>
+      <w:proofErr w:type="spellEnd"/>
+      <w:r>
+        <w:t xml:space="preserve"> лише у повідомленнях про помилку, відсутність пробілів у полі </w:t>
+      </w:r>
+      <w:proofErr w:type="spellStart"/>
+      <w:r>
+        <w:t>expression</w:t>
+      </w:r>
+      <w:proofErr w:type="spellEnd"/>
+      <w:r>
+        <w:t xml:space="preserve"> після виклику, однаковий результат при повторному виклику. Разом із сімома тестами цілісності набору це дає 467 тестів.</w:t>
+      </w:r>
+    </w:p>
+    <w:p>
+      <w:pPr>
+        <w:pStyle w:val="Heading2"/>
+      </w:pPr>
+      <w:r>
+        <w:t>Розгортання бази даних та прогін тестів</w:t>
       </w:r>
     </w:p>
     <w:p>
@@ -783,85 +1272,95 @@
         <w:pStyle w:val="Body"/>
       </w:pPr>
       <w:r>
-        <w:t>У базі зберігається ім’я константи помилки, а не її текст. Повний текст тест бере з класу ErrorsExpression через рефлексію, тому повідомлення має одне джерело правди.</w:t>
-      </w:r>
-    </w:p>
-    <w:p>
-      <w:pPr>
-        <w:pStyle w:val="Body"/>
+        <w:t>Базу даних розгортає скрипт Deploy-TestDatabase.ps1. Він створює схему, наповнює довідники та вносить тестові випадки. Результат розгортання показано у лістингу 1.</w:t>
+      </w:r>
+    </w:p>
+    <w:p>
+      <w:pPr>
+        <w:pStyle w:val="TabCaption"/>
+      </w:pPr>
+      <w:r>
+        <w:t xml:space="preserve">Лістинг </w:t>
+      </w:r>
+      <w:r>
+        <w:fldChar w:fldCharType="begin"/>
+      </w:r>
+      <w:r>
+        <w:instrText xml:space="preserve"> SEQ Listing \* ARABIC </w:instrText>
+      </w:r>
+      <w:r>
+        <w:fldChar w:fldCharType="separate"/>
+      </w:r>
+      <w:r>
+        <w:rPr>
+          <w:noProof/>
+        </w:rPr>
+        <w:t>1</w:t>
+      </w:r>
+      <w:r>
+        <w:fldChar w:fldCharType="end"/>
+      </w:r>
+      <w:r>
+        <w:t xml:space="preserve"> – Результат розгортання бази даних </w:t>
+      </w:r>
+      <w:proofErr w:type="spellStart"/>
+      <w:r>
+        <w:t>CalcTestDb</w:t>
+      </w:r>
+      <w:proofErr w:type="spellEnd"/>
+    </w:p>
+    <w:p>
+      <w:pPr>
+        <w:pStyle w:val="Code"/>
+      </w:pPr>
+      <w:r>
+        <w:t>Сервер: (localdb)\MSSQLLocalDB</w:t>
+      </w:r>
+    </w:p>
+    <w:p>
+      <w:pPr>
+        <w:pStyle w:val="Code"/>
+      </w:pPr>
+      <w:r>
+        <w:t xml:space="preserve">  -&gt; 01_CreateSchema.sql</w:t>
+      </w:r>
+    </w:p>
+    <w:p>
+      <w:pPr>
+        <w:pStyle w:val="Code"/>
+      </w:pPr>
+      <w:r>
+        <w:t xml:space="preserve">  -&gt; 02_SeedReferenceData.sql</w:t>
+      </w:r>
+    </w:p>
+    <w:p>
+      <w:pPr>
+        <w:pStyle w:val="Code"/>
+      </w:pPr>
+      <w:r>
+        <w:t xml:space="preserve">  -&gt; 03_SeedFormatTestCases.sql</w:t>
+      </w:r>
+    </w:p>
+    <w:p>
+      <w:pPr>
+        <w:pStyle w:val="Code"/>
+      </w:pPr>
+    </w:p>
+    <w:p>
+      <w:pPr>
+        <w:pStyle w:val="Code"/>
+      </w:pPr>
+      <w:r>
+        <w:t xml:space="preserve"> Id  Категорія                          Тестів</w:t>
+      </w:r>
+    </w:p>
+    <w:p>
+      <w:pPr>
+        <w:pStyle w:val="Code"/>
       </w:pPr>
       <w:r>
         <w:lastRenderedPageBreak/>
-        <w:t>Вхідний вираз заданий парою значень InputPattern та InputRepeat. Вираз будується як повторення фрагмента, тому граничні випадки довжиною 65536 та 65537 символів займають у таблиці по одному рядку.</w:t>
-      </w:r>
-    </w:p>
-    <w:p>
-      <w:pPr>
-        <w:pStyle w:val="Body"/>
-      </w:pPr>
-      <w:r>
-        <w:t>Обмеження цілісності на рівні бази не дозволяє задати для одного випадку одночасно очікувану помилку та очікуваний результат.</w:t>
-      </w:r>
-    </w:p>
-    <w:p>
-      <w:pPr>
-        <w:pStyle w:val="Heading2"/>
-      </w:pPr>
-      <w:r>
-        <w:t>Тестовий проєкт</w:t>
-      </w:r>
-    </w:p>
-    <w:p>
-      <w:pPr>
-        <w:pStyle w:val="Body"/>
-      </w:pPr>
-      <w:r>
-        <w:t>До рішення додано проєкт AnalizerClassLibrary.Tests на платформі net472. Кожен рядок таблиці FormatTestCase перевіряється чотирма тестами: збіг результату зі значенням з бази, наявність знака амперсанда лише у повідомленнях про помилку, відсутність пробілів у полі expression після виклику, однаковий результат при повторному виклику. Разом із сімома тестами цілісності набору це дає 467 тестів. Текст тестів наведено у додатку А.</w:t>
-      </w:r>
-    </w:p>
-    <w:p>
-      <w:pPr>
-        <w:pStyle w:val="Heading2"/>
-      </w:pPr>
-      <w:r>
-        <w:t>Розгортання бази даних та прогін тестів</w:t>
-      </w:r>
-    </w:p>
-    <w:p>
-      <w:pPr>
-        <w:pStyle w:val="Body"/>
-      </w:pPr>
-      <w:r>
-        <w:t>Базу даних розгортає скрипт Deploy-TestDatabase.ps1. Він створює схему, наповнює довідники та вносить тестові випадки. Скрипт створення схеми наведено у додатку Б. Результат розгортання показано у лістингу 1.</w:t>
-      </w:r>
-    </w:p>
-    <w:p>
-      <w:pPr>
-        <w:pStyle w:val="TabCaption"/>
-      </w:pPr>
-      <w:r>
-        <w:t xml:space="preserve">Лістинг </w:t>
-      </w:r>
-      <w:r>
-        <w:fldChar w:fldCharType="begin"/>
-      </w:r>
-      <w:r>
-        <w:instrText xml:space="preserve"> SEQ Listing \* ARABIC </w:instrText>
-      </w:r>
-      <w:r>
-        <w:fldChar w:fldCharType="separate"/>
-      </w:r>
-      <w:r>
-        <w:rPr>
-          <w:noProof/>
-        </w:rPr>
-        <w:t>1</w:t>
-      </w:r>
-      <w:r>
-        <w:fldChar w:fldCharType="end"/>
-      </w:r>
-      <w:r>
-        <w:t xml:space="preserve"> – Результат розгортання бази даних CalcTestDb</w:t>
+        <w:t xml:space="preserve">  1  Empty                                  3</w:t>
       </w:r>
     </w:p>
     <w:p>
@@ -869,7 +1368,7 @@
         <w:pStyle w:val="Code"/>
       </w:pPr>
       <w:r>
-        <w:t>Сервер: (localdb)\MSSQLLocalDB</w:t>
+        <w:t xml:space="preserve">  2  SpaceRemoval                           5</w:t>
       </w:r>
     </w:p>
     <w:p>
@@ -877,7 +1376,7 @@
         <w:pStyle w:val="Code"/>
       </w:pPr>
       <w:r>
-        <w:t xml:space="preserve">  -&gt; 01_CreateSchema.sql</w:t>
+        <w:t xml:space="preserve">  3  ValidExpression                       27</w:t>
       </w:r>
     </w:p>
     <w:p>
@@ -885,7 +1384,7 @@
         <w:pStyle w:val="Code"/>
       </w:pPr>
       <w:r>
-        <w:t xml:space="preserve">  -&gt; 02_SeedReferenceData.sql</w:t>
+        <w:t xml:space="preserve">  4  MaxLength                              4</w:t>
       </w:r>
     </w:p>
     <w:p>
@@ -893,20 +1392,23 @@
         <w:pStyle w:val="Code"/>
       </w:pPr>
       <w:r>
-        <w:t xml:space="preserve">  -&gt; 03_SeedFormatTestCases.sql</w:t>
+        <w:t xml:space="preserve">  5  UnknownSymbol                         14</w:t>
       </w:r>
     </w:p>
     <w:p>
       <w:pPr>
         <w:pStyle w:val="Code"/>
       </w:pPr>
+      <w:r>
+        <w:t xml:space="preserve">  6  InvalidStart                           7</w:t>
+      </w:r>
     </w:p>
     <w:p>
       <w:pPr>
         <w:pStyle w:val="Code"/>
       </w:pPr>
       <w:r>
-        <w:t xml:space="preserve"> Id  Категорія                          Тестів</w:t>
+        <w:t xml:space="preserve">  7  InvalidEnd                            11</w:t>
       </w:r>
     </w:p>
     <w:p>
@@ -914,7 +1416,7 @@
         <w:pStyle w:val="Code"/>
       </w:pPr>
       <w:r>
-        <w:t xml:space="preserve">  1  Empty                                  3</w:t>
+        <w:t xml:space="preserve">  8  DigitFollowedByBracketOrUnary          7</w:t>
       </w:r>
     </w:p>
     <w:p>
@@ -922,63 +1424,6 @@
         <w:pStyle w:val="Code"/>
       </w:pPr>
       <w:r>
-        <w:t xml:space="preserve">  2  SpaceRemoval                           5</w:t>
-      </w:r>
-    </w:p>
-    <w:p>
-      <w:pPr>
-        <w:pStyle w:val="Code"/>
-      </w:pPr>
-      <w:r>
-        <w:t xml:space="preserve">  3  ValidExpression                       27</w:t>
-      </w:r>
-    </w:p>
-    <w:p>
-      <w:pPr>
-        <w:pStyle w:val="Code"/>
-      </w:pPr>
-      <w:r>
-        <w:t xml:space="preserve">  4  MaxLength                              4</w:t>
-      </w:r>
-    </w:p>
-    <w:p>
-      <w:pPr>
-        <w:pStyle w:val="Code"/>
-      </w:pPr>
-      <w:r>
-        <w:t xml:space="preserve">  5  UnknownSymbol                         14</w:t>
-      </w:r>
-    </w:p>
-    <w:p>
-      <w:pPr>
-        <w:pStyle w:val="Code"/>
-      </w:pPr>
-      <w:r>
-        <w:t xml:space="preserve">  6  InvalidStart                           7</w:t>
-      </w:r>
-    </w:p>
-    <w:p>
-      <w:pPr>
-        <w:pStyle w:val="Code"/>
-      </w:pPr>
-      <w:r>
-        <w:t xml:space="preserve">  7  InvalidEnd                            11</w:t>
-      </w:r>
-    </w:p>
-    <w:p>
-      <w:pPr>
-        <w:pStyle w:val="Code"/>
-      </w:pPr>
-      <w:r>
-        <w:t xml:space="preserve">  8  DigitFollowedByBracketOrUnary          7</w:t>
-      </w:r>
-    </w:p>
-    <w:p>
-      <w:pPr>
-        <w:pStyle w:val="Code"/>
-      </w:pPr>
-      <w:r>
-        <w:lastRenderedPageBreak/>
         <w:t xml:space="preserve">  9  TwoOperatorsInRow                      7</w:t>
       </w:r>
     </w:p>
@@ -1113,7 +1558,31 @@
         <w:pStyle w:val="Body"/>
       </w:pPr>
       <w:r>
-        <w:t>Той самий прогін у вікні Test Explorer середовища Visual Studio показано на рисунку 1. Видно, що чотири тестові методи розгорнулися у 460 тестів за кількістю рядків таблиці, а разом із тестами цілісності набору виконано 467 тестів.</w:t>
+        <w:t xml:space="preserve">Той самий прогін у вікні </w:t>
+      </w:r>
+      <w:proofErr w:type="spellStart"/>
+      <w:r>
+        <w:t>Test</w:t>
+      </w:r>
+      <w:proofErr w:type="spellEnd"/>
+      <w:r>
+        <w:t xml:space="preserve"> Explorer середовища </w:t>
+      </w:r>
+      <w:proofErr w:type="spellStart"/>
+      <w:r>
+        <w:t>Visual</w:t>
+      </w:r>
+      <w:proofErr w:type="spellEnd"/>
+      <w:r>
+        <w:t xml:space="preserve"> </w:t>
+      </w:r>
+      <w:proofErr w:type="spellStart"/>
+      <w:r>
+        <w:t>Studio</w:t>
+      </w:r>
+      <w:proofErr w:type="spellEnd"/>
+      <w:r>
+        <w:t xml:space="preserve"> показано на рисунку 1. Видно, що чотири тестові методи розгорнулися у 460 тестів за кількістю рядків таблиці, а разом із тестами цілісності набору виконано 467 тестів.</w:t>
       </w:r>
     </w:p>
     <w:p>
@@ -1187,7 +1656,15 @@
         <w:fldChar w:fldCharType="end"/>
       </w:r>
       <w:r>
-        <w:t xml:space="preserve"> – Результат прогону тестів у вікні Test Explorer</w:t>
+        <w:t xml:space="preserve"> – Результат прогону тестів у вікні </w:t>
+      </w:r>
+      <w:proofErr w:type="spellStart"/>
+      <w:r>
+        <w:t>Test</w:t>
+      </w:r>
+      <w:proofErr w:type="spellEnd"/>
+      <w:r>
+        <w:t xml:space="preserve"> Explorer</w:t>
       </w:r>
     </w:p>
     <w:p>
@@ -1203,7 +1680,23 @@
         <w:pStyle w:val="Body"/>
       </w:pPr>
       <w:r>
-        <w:t>Покриття виміряно пакетом coverlet під час прогону. Результат по методах класу AnalaizerClass наведено у лістингу 3.</w:t>
+        <w:t xml:space="preserve">Покриття виміряно пакетом </w:t>
+      </w:r>
+      <w:proofErr w:type="spellStart"/>
+      <w:r>
+        <w:t>coverlet</w:t>
+      </w:r>
+      <w:proofErr w:type="spellEnd"/>
+      <w:r>
+        <w:t xml:space="preserve"> під час прогону. Результат по методах класу </w:t>
+      </w:r>
+      <w:proofErr w:type="spellStart"/>
+      <w:r>
+        <w:t>AnalaizerClass</w:t>
+      </w:r>
+      <w:proofErr w:type="spellEnd"/>
+      <w:r>
+        <w:t xml:space="preserve"> наведено у лістингу 3.</w:t>
       </w:r>
     </w:p>
     <w:p>
@@ -1233,8 +1726,13 @@
         <w:fldChar w:fldCharType="end"/>
       </w:r>
       <w:r>
-        <w:t xml:space="preserve"> – Покриття коду класу AnalaizerClass</w:t>
-      </w:r>
+        <w:t xml:space="preserve"> – Покриття коду класу </w:t>
+      </w:r>
+      <w:proofErr w:type="spellStart"/>
+      <w:r>
+        <w:t>AnalaizerClass</w:t>
+      </w:r>
+      <w:proofErr w:type="spellEnd"/>
     </w:p>
     <w:p>
       <w:pPr>
@@ -1330,7 +1828,23 @@
         <w:pStyle w:val="Body"/>
       </w:pPr>
       <w:r>
-        <w:t>Метод Format покрито на 98,73 відсотка за операторами, тобто 78 рядків із 79, та на 98,71 відсотка за гілками, тобто 77 із 78. Решта методів класу не покрита, бо за варіантом 4 тестується лише метод Format.</w:t>
+        <w:t xml:space="preserve">Метод </w:t>
+      </w:r>
+      <w:proofErr w:type="spellStart"/>
+      <w:r>
+        <w:t>Format</w:t>
+      </w:r>
+      <w:proofErr w:type="spellEnd"/>
+      <w:r>
+        <w:t xml:space="preserve"> покрито на 98,73 відсотка за операторами, тобто 78 рядків із 79, та на 98,71 відсотка за гілками, тобто 77 із 78. Решта методів класу не покрита, бо за варіантом 4 тестується лише метод </w:t>
+      </w:r>
+      <w:proofErr w:type="spellStart"/>
+      <w:r>
+        <w:t>Format</w:t>
+      </w:r>
+      <w:proofErr w:type="spellEnd"/>
+      <w:r>
+        <w:t>.</w:t>
       </w:r>
     </w:p>
     <w:p>
@@ -1338,7 +1852,23 @@
         <w:pStyle w:val="Body"/>
       </w:pPr>
       <w:r>
-        <w:t>Непокритим залишився один оператор у блоці перевірки символів після унарної операції. Він повертає ERROR_05, коли унарна операція стоїть останнім символом виразу.</w:t>
+        <w:t xml:space="preserve">Непокритим залишився один оператор у блоці перевірки символів після </w:t>
+      </w:r>
+      <w:proofErr w:type="spellStart"/>
+      <w:r>
+        <w:t>унарної</w:t>
+      </w:r>
+      <w:proofErr w:type="spellEnd"/>
+      <w:r>
+        <w:t xml:space="preserve"> операції. Він повертає ERROR_05, коли </w:t>
+      </w:r>
+      <w:proofErr w:type="spellStart"/>
+      <w:r>
+        <w:t>унарна</w:t>
+      </w:r>
+      <w:proofErr w:type="spellEnd"/>
+      <w:r>
+        <w:t xml:space="preserve"> операція стоїть останнім символом виразу.</w:t>
       </w:r>
     </w:p>
     <w:p>
@@ -1354,7 +1884,15 @@
         <w:pStyle w:val="Body"/>
       </w:pPr>
       <w:r>
-        <w:t>Отже, непокритий оператор є мертвим кодом і дублює вже виконану перевірку. Покриття досяжного коду методу Format становить 100 відсотків.</w:t>
+        <w:t xml:space="preserve">Отже, непокритий оператор є мертвим кодом і дублює вже виконану перевірку. Покриття досяжного коду методу </w:t>
+      </w:r>
+      <w:proofErr w:type="spellStart"/>
+      <w:r>
+        <w:t>Format</w:t>
+      </w:r>
+      <w:proofErr w:type="spellEnd"/>
+      <w:r>
+        <w:t xml:space="preserve"> становить 100 відсотків.</w:t>
       </w:r>
     </w:p>
     <w:p>
@@ -1378,7 +1916,6 @@
         <w:pStyle w:val="TabCaption"/>
       </w:pPr>
       <w:r>
-        <w:lastRenderedPageBreak/>
         <w:t xml:space="preserve">Лістинг </w:t>
       </w:r>
       <w:r>
@@ -1464,7 +2001,15 @@
         <w:pStyle w:val="Body"/>
       </w:pPr>
       <w:r>
-        <w:t>Впали рівно ті два тести, яких стосувалася зміна. Після повторного розгортання бази всі 467 тестів знову проходять. Це підтверджує, що дані читаються з MS SQL Server і що перевірки не є тавтологічними.</w:t>
+        <w:t xml:space="preserve">Впали рівно ті два тести, яких стосувалася зміна. Після повторного розгортання бази всі 467 тестів знову проходять. Це підтверджує, що дані </w:t>
+      </w:r>
+      <w:proofErr w:type="spellStart"/>
+      <w:r>
+        <w:t>читаються</w:t>
+      </w:r>
+      <w:proofErr w:type="spellEnd"/>
+      <w:r>
+        <w:t xml:space="preserve"> з MS SQL Server і що перевірки не є тавтологічними.</w:t>
       </w:r>
     </w:p>
     <w:p>
@@ -1472,6 +2017,7 @@
         <w:pStyle w:val="Heading1"/>
       </w:pPr>
       <w:r>
+        <w:lastRenderedPageBreak/>
         <w:t>Висновки</w:t>
       </w:r>
     </w:p>
@@ -1480,15 +2026,28 @@
         <w:pStyle w:val="Body"/>
       </w:pPr>
       <w:r>
-        <w:t>Виконано завдання варіанта 4. Розроблено набір із 467 модульних тестів для методу Format, усі вони проходять успішно.</w:t>
+        <w:t xml:space="preserve">Виконано завдання варіанта 4. Розроблено набір із 467 модульних тестів для методу </w:t>
+      </w:r>
+      <w:proofErr w:type="spellStart"/>
+      <w:r>
+        <w:t>Format</w:t>
+      </w:r>
+      <w:proofErr w:type="spellEnd"/>
+      <w:r>
+        <w:t>, усі вони проходять успішно.</w:t>
       </w:r>
     </w:p>
     <w:p>
       <w:pPr>
         <w:pStyle w:val="Body"/>
       </w:pPr>
-      <w:r>
-        <w:t>Спроєктовано базу даних MS SQL Server із трьох таблиць, яка містить 115 тестових випадків у 14 класах еквівалентності. Кожен клас прив’язано до гілки методу, тому база одночасно є документацією покриття.</w:t>
+      <w:proofErr w:type="spellStart"/>
+      <w:r>
+        <w:t>Спроєктовано</w:t>
+      </w:r>
+      <w:proofErr w:type="spellEnd"/>
+      <w:r>
+        <w:t xml:space="preserve"> базу даних MS SQL Server із трьох таблиць, яка містить 115 тестових випадків у 14 класах еквівалентності. Кожен клас прив’язано до гілки методу, тому база одночасно є документацією покриття.</w:t>
       </w:r>
     </w:p>
     <w:p>
@@ -1496,7 +2055,15 @@
         <w:pStyle w:val="Body"/>
       </w:pPr>
       <w:r>
-        <w:t>Тести, керовані даними, дозволили перевірити 115 наборів чотирма перевірками, маючи в коді лише чотири тестові методи. Новий тестовий випадок додається одним запитом INSERT, без зміни та перезбирання коду.</w:t>
+        <w:t xml:space="preserve">Тести, керовані даними, дозволили перевірити 115 наборів чотирма перевірками, маючи в коді лише чотири тестові методи. Новий тестовий випадок додається одним запитом INSERT, без зміни та </w:t>
+      </w:r>
+      <w:proofErr w:type="spellStart"/>
+      <w:r>
+        <w:t>перезбирання</w:t>
+      </w:r>
+      <w:proofErr w:type="spellEnd"/>
+      <w:r>
+        <w:t xml:space="preserve"> коду.</w:t>
       </w:r>
     </w:p>
     <w:p>
@@ -1512,18 +2079,35 @@
         <w:pStyle w:val="Body"/>
       </w:pPr>
       <w:r>
-        <w:t>Крім самих помилок, тести виявили у методі Format мертвий код. Це показує, що модульні тести корисні не лише для контролю регресій, а й як засіб перевірки відповідності коду специфікації.</w:t>
+        <w:t xml:space="preserve">Крім самих помилок, тести виявили у методі </w:t>
+      </w:r>
+      <w:proofErr w:type="spellStart"/>
+      <w:r>
+        <w:t>Format</w:t>
+      </w:r>
+      <w:proofErr w:type="spellEnd"/>
+      <w:r>
+        <w:t xml:space="preserve"> мертвий код. Це показує, що модульні тести корисні не лише для контролю </w:t>
+      </w:r>
+      <w:proofErr w:type="spellStart"/>
+      <w:r>
+        <w:t>регресій</w:t>
+      </w:r>
+      <w:proofErr w:type="spellEnd"/>
+      <w:r>
+        <w:t>, а й як засіб перевірки відповідності коду специфікації.</w:t>
       </w:r>
     </w:p>
     <w:sectPr>
       <w:footerReference w:type="even" r:id="rId10"/>
       <w:footerReference w:type="default" r:id="rId11"/>
       <w:footerReference w:type="first" r:id="rId12"/>
-      <w:pgSz w:w="10320" w:h="14570"/>
+      <w:pgSz w:w="11906" w:h="16838" w:code="9"/>
       <w:pgMar w:top="1134" w:right="850" w:bottom="1134" w:left="1701" w:header="708" w:footer="708" w:gutter="0"/>
       <w:pgNumType w:start="1"/>
       <w:cols w:space="720"/>
       <w:titlePg/>
+      <w:docGrid w:linePitch="299"/>
     </w:sectPr>
   </w:body>
 </w:document>
